--- a/episodes/The_Dark_Rise_Episode_96.docx
+++ b/episodes/The_Dark_Rise_Episode_96.docx
@@ -140,20 +140,7 @@
     </w:p>
     <w:p>
       <w:pPr>
-        <w:spacing w:after="0" w:line="360"/>
-      </w:pPr>
-      <w:r>
-        <w:rPr>
-          <w:rFonts w:ascii="Georgia" w:hAnsi="Georgia" w:cs="Georgia"/>
-          <w:sz w:val="24"/>
-          <w:szCs w:val="24"/>
-        </w:rPr>
-        <w:t xml:space="preserve"/>
-      </w:r>
-    </w:p>
-    <w:p>
-      <w:pPr>
-        <w:spacing w:after="60" w:line="360"/>
+        <w:spacing w:after="60" w:line="360" w:before="480"/>
         <w:ind w:firstLine="360"/>
       </w:pPr>
       <w:r>
@@ -251,20 +238,7 @@
     </w:p>
     <w:p>
       <w:pPr>
-        <w:spacing w:after="0" w:line="360"/>
-      </w:pPr>
-      <w:r>
-        <w:rPr>
-          <w:rFonts w:ascii="Georgia" w:hAnsi="Georgia" w:cs="Georgia"/>
-          <w:sz w:val="24"/>
-          <w:szCs w:val="24"/>
-        </w:rPr>
-        <w:t xml:space="preserve"/>
-      </w:r>
-    </w:p>
-    <w:p>
-      <w:pPr>
-        <w:spacing w:after="60" w:line="360"/>
+        <w:spacing w:after="60" w:line="360" w:before="480"/>
         <w:ind w:firstLine="360"/>
       </w:pPr>
       <w:r>

--- a/episodes/The_Dark_Rise_Episode_96.docx
+++ b/episodes/The_Dark_Rise_Episode_96.docx
@@ -205,7 +205,7 @@
           <w:sz w:val="24"/>
           <w:szCs w:val="24"/>
         </w:rPr>
-        <w:t xml:space="preserve">In Oso, Chibundu felt the mounting pressure of the survey's attention the way a man feels a storm building before the first cloud is visible, and carried his unease straight to the entity rather than sit with it alone. "They will not simply look away because we ask kindly," he said. "Ubani wants an honest map. He believes that is worth more than a village's comfort." The entity, listening from a stillness that still cost it visibly to hold, offered no easy answer. "An honest man is harder to deceive than a dishonest one," it said. "That has always been the trouble with them."</w:t>
+        <w:t xml:space="preserve">In Oso, Chibundu felt the mounting pressure of the survey's attention the way a man feels a storm building before the first cloud is visible, and carried his unease straight to the entity rather than sit with it alone. "They will not simply look away because we ask kindly," he said. "Ubani wants an honest map. He believes that is worth more than a village's comfort." The entity, listening from a stillness that still cost it visibly to hold, offered no easy answer. "An honest man is harder to deceive than a dishonest one," it said. "That has always been the trouble with them." Chibundu sat with that a long while, listening to the dark around them hold its breath, and found no comfort anywhere in it.</w:t>
       </w:r>
     </w:p>
     <w:p>
